--- a/Bases de Datos II/Kit docente/Clase 6/Solucion Taller Clase 6 - VetCare.docx
+++ b/Bases de Datos II/Kit docente/Clase 6/Solucion Taller Clase 6 - VetCare.docx
@@ -4431,7 +4431,7 @@
           <w:color w:val="4A4A49"/>
           <w:sz w:val="22"/>
         </w:rPr>
-        <w:t xml:space="preserve"> Es la parte incomoda y es la mas instructiva: sin indice, las dos versiones leen las 30.010 filas y tiran las mismas 29.919. El predicado sargable </w:t>
+        <w:t xml:space="preserve"> Es la parte incomoda y es la que mas ensena: sin indice, las dos versiones leen las 30.010 filas y tiran las mismas 29.919. El predicado sargable </w:t>
       </w:r>
       <w:r>
         <w:rPr>
@@ -7434,7 +7434,7 @@
           <w:color w:val="4A4A49"/>
           <w:sz w:val="22"/>
         </w:rPr>
-        <w:t xml:space="preserve"> El desempate no es cosmetico: hay 987 duenos empatados en 18 y sin el las filas 7 a 20 cambian entre corridas.</w:t>
+        <w:t xml:space="preserve"> El desempate no es un detalle de forma: hay 987 duenos empatados en 18 y sin el las filas 7 a 20 cambian entre corridas.</w:t>
       </w:r>
     </w:p>
     <w:p>
@@ -11895,7 +11895,7 @@
           <w:color w:val="4A4A49"/>
           <w:sz w:val="22"/>
         </w:rPr>
-        <w:t xml:space="preserve"> —solo las tiene sobre las columnas desnudas—, asi que aplica una selectividad por omision del 0,5 % a cada condicion de igualdad. La cuenta sale exacta: 30.010 x 0,005 x 0,005 = 0,75, que se redondea a 1. Y esa estimacion equivocada no es cosmetica: el planeador dimensiona los joins creyendo que va a unir </w:t>
+        <w:t xml:space="preserve"> —solo las tiene sobre las columnas desnudas—, asi que aplica una selectividad por omision del 0,5 % a cada condicion de igualdad. La cuenta sale exacta: 30.010 x 0,005 x 0,005 = 0,75, que se redondea a 1. Y esa estimacion equivocada no es un detalle de forma: el planeador dimensiona los joins creyendo que va a unir </w:t>
       </w:r>
       <w:r>
         <w:rPr>
